--- a/assets/docs/jeong-hajun-cover-letter.docx
+++ b/assets/docs/jeong-hajun-cover-letter.docx
@@ -633,7 +633,7 @@
                 <w:szCs w:val="16"/>
                 <w:lang w:eastAsia="ko-KR"/>
               </w:rPr>
-              <w:t xml:space="preserve">가상의 향수 브랜드 '뤼느'의 홍보 콘텐츠를 약 1개월간 혼자 제작한 개인 프로젝트입니다. 달빛을 뜻하는 프랑스어에서 이름을 가져온 미니멀 럭셔리 향수 브랜드를 설정하고, 기획부터 이미지·영상 생성, 음악, 편집까지 전 과정을 직접 맡았습니다.</w:t>
+              <w:t xml:space="preserve">가상의 향수 브랜드 '뤼느'의 홍보 콘텐츠를 혼자 제작한 개인 프로젝트입니다. 달빛을 뜻하는 프랑스어에서 이름을 가져온 미니멀 럭셔리 향수 브랜드를 설정하고, 기획부터 이미지·영상 생성, 음악, 편집까지 전 과정을 직접 맡았습니다.</w:t>
             </w:r>
           </w:p>
           <w:p>
